--- a/examples/multivariate/doc/03-linear-regression-mv.docx
+++ b/examples/multivariate/doc/03-linear-regression-mv.docx
@@ -736,229 +736,163 @@
         <w:pStyle w:val="FirstParagraph"/>
       </w:pPr>
       <w:r>
-        <w:t xml:space="preserve">The formula makes the relation between the target and the auxiliaries explicit.</w:t>
+        <w:t xml:space="preserve">The experiment now follows the same structure used in the other singular</w:t>
+      </w:r>
+      <w:r>
+        <w:t xml:space="preserve"> </w:t>
+      </w:r>
+      <w:r>
+        <w:t xml:space="preserve">multivariate notebooks: define the split, fit the model, inspect the one-step</w:t>
+      </w:r>
+      <w:r>
+        <w:t xml:space="preserve"> </w:t>
+      </w:r>
+      <w:r>
+        <w:t xml:space="preserve">forecast, inspect the multi-step target forecast, inspect the synchronized</w:t>
+      </w:r>
+      <w:r>
+        <w:t xml:space="preserve"> </w:t>
+      </w:r>
+      <w:r>
+        <w:t xml:space="preserve">system forecast, and then evaluate the target trajectory.</w:t>
       </w:r>
     </w:p>
     <w:p>
       <w:pPr>
-        <w:pStyle w:val="SourceCode"/>
-      </w:pPr>
-      <w:r>
-        <w:rPr>
-          <w:rStyle w:val="NormalTok"/>
-        </w:rPr>
-        <w:t xml:space="preserve">model </w:t>
-      </w:r>
-      <w:r>
-        <w:rPr>
-          <w:rStyle w:val="OtherTok"/>
-        </w:rPr>
-        <w:t xml:space="preserve">&lt;-</w:t>
-      </w:r>
-      <w:r>
-        <w:rPr>
-          <w:rStyle w:val="NormalTok"/>
-        </w:rPr>
-        <w:t xml:space="preserve"> </w:t>
-      </w:r>
-      <w:r>
-        <w:rPr>
-          <w:rStyle w:val="FunctionTok"/>
-        </w:rPr>
-        <w:t xml:space="preserve">ts_lm_mv</w:t>
-      </w:r>
-      <w:r>
-        <w:rPr>
-          <w:rStyle w:val="NormalTok"/>
-        </w:rPr>
-        <w:t xml:space="preserve">(</w:t>
-      </w:r>
-      <w:r>
-        <w:rPr>
-          <w:rStyle w:val="AttributeTok"/>
-        </w:rPr>
-        <w:t xml:space="preserve">formula =</w:t>
-      </w:r>
-      <w:r>
-        <w:rPr>
-          <w:rStyle w:val="NormalTok"/>
-        </w:rPr>
-        <w:t xml:space="preserve"> y </w:t>
-      </w:r>
-      <w:r>
-        <w:rPr>
-          <w:rStyle w:val="SpecialCharTok"/>
-        </w:rPr>
-        <w:t xml:space="preserve">~</w:t>
-      </w:r>
-      <w:r>
-        <w:rPr>
-          <w:rStyle w:val="NormalTok"/>
-        </w:rPr>
-        <w:t xml:space="preserve"> x1 </w:t>
-      </w:r>
-      <w:r>
-        <w:rPr>
-          <w:rStyle w:val="SpecialCharTok"/>
-        </w:rPr>
-        <w:t xml:space="preserve">+</w:t>
-      </w:r>
-      <w:r>
-        <w:rPr>
-          <w:rStyle w:val="NormalTok"/>
-        </w:rPr>
-        <w:t xml:space="preserve"> x2)</w:t>
-      </w:r>
-      <w:r>
-        <w:br/>
-      </w:r>
-      <w:r>
-        <w:rPr>
-          <w:rStyle w:val="NormalTok"/>
-        </w:rPr>
-        <w:t xml:space="preserve">model </w:t>
-      </w:r>
-      <w:r>
-        <w:rPr>
-          <w:rStyle w:val="OtherTok"/>
-        </w:rPr>
-        <w:t xml:space="preserve">&lt;-</w:t>
-      </w:r>
-      <w:r>
-        <w:rPr>
-          <w:rStyle w:val="NormalTok"/>
-        </w:rPr>
-        <w:t xml:space="preserve"> </w:t>
-      </w:r>
-      <w:r>
-        <w:rPr>
-          <w:rStyle w:val="FunctionTok"/>
-        </w:rPr>
-        <w:t xml:space="preserve">fit</w:t>
-      </w:r>
-      <w:r>
-        <w:rPr>
-          <w:rStyle w:val="NormalTok"/>
-        </w:rPr>
-        <w:t xml:space="preserve">(model, samp</w:t>
-      </w:r>
-      <w:r>
-        <w:rPr>
-          <w:rStyle w:val="SpecialCharTok"/>
-        </w:rPr>
-        <w:t xml:space="preserve">$</w:t>
-      </w:r>
-      <w:r>
-        <w:rPr>
-          <w:rStyle w:val="NormalTok"/>
-        </w:rPr>
-        <w:t xml:space="preserve">train)</w:t>
+        <w:pStyle w:val="BodyText"/>
+      </w:pPr>
+      <w:r>
+        <w:t xml:space="preserve">The formula makes the relation between the target and the auxiliaries explicit.</w:t>
       </w:r>
     </w:p>
     <w:p>
       <w:pPr>
-        <w:pStyle w:val="FirstParagraph"/>
-      </w:pPr>
-      <w:r>
-        <w:t xml:space="preserve">In this first singular example, we assume that the future auxiliaries are known</w:t>
-      </w:r>
-      <w:r>
-        <w:t xml:space="preserve"> </w:t>
-      </w:r>
-      <w:r>
-        <w:t xml:space="preserve">and therefore use the held-out rows directly during prediction.</w:t>
+        <w:pStyle w:val="SourceCode"/>
+      </w:pPr>
+      <w:r>
+        <w:rPr>
+          <w:rStyle w:val="NormalTok"/>
+        </w:rPr>
+        <w:t xml:space="preserve">model </w:t>
+      </w:r>
+      <w:r>
+        <w:rPr>
+          <w:rStyle w:val="OtherTok"/>
+        </w:rPr>
+        <w:t xml:space="preserve">&lt;-</w:t>
+      </w:r>
+      <w:r>
+        <w:rPr>
+          <w:rStyle w:val="NormalTok"/>
+        </w:rPr>
+        <w:t xml:space="preserve"> </w:t>
+      </w:r>
+      <w:r>
+        <w:rPr>
+          <w:rStyle w:val="FunctionTok"/>
+        </w:rPr>
+        <w:t xml:space="preserve">ts_lm_mv</w:t>
+      </w:r>
+      <w:r>
+        <w:rPr>
+          <w:rStyle w:val="NormalTok"/>
+        </w:rPr>
+        <w:t xml:space="preserve">(</w:t>
+      </w:r>
+      <w:r>
+        <w:rPr>
+          <w:rStyle w:val="AttributeTok"/>
+        </w:rPr>
+        <w:t xml:space="preserve">formula =</w:t>
+      </w:r>
+      <w:r>
+        <w:rPr>
+          <w:rStyle w:val="NormalTok"/>
+        </w:rPr>
+        <w:t xml:space="preserve"> y </w:t>
+      </w:r>
+      <w:r>
+        <w:rPr>
+          <w:rStyle w:val="SpecialCharTok"/>
+        </w:rPr>
+        <w:t xml:space="preserve">~</w:t>
+      </w:r>
+      <w:r>
+        <w:rPr>
+          <w:rStyle w:val="NormalTok"/>
+        </w:rPr>
+        <w:t xml:space="preserve"> x1 </w:t>
+      </w:r>
+      <w:r>
+        <w:rPr>
+          <w:rStyle w:val="SpecialCharTok"/>
+        </w:rPr>
+        <w:t xml:space="preserve">+</w:t>
+      </w:r>
+      <w:r>
+        <w:rPr>
+          <w:rStyle w:val="NormalTok"/>
+        </w:rPr>
+        <w:t xml:space="preserve"> x2)</w:t>
+      </w:r>
+      <w:r>
+        <w:br/>
+      </w:r>
+      <w:r>
+        <w:rPr>
+          <w:rStyle w:val="NormalTok"/>
+        </w:rPr>
+        <w:t xml:space="preserve">model </w:t>
+      </w:r>
+      <w:r>
+        <w:rPr>
+          <w:rStyle w:val="OtherTok"/>
+        </w:rPr>
+        <w:t xml:space="preserve">&lt;-</w:t>
+      </w:r>
+      <w:r>
+        <w:rPr>
+          <w:rStyle w:val="NormalTok"/>
+        </w:rPr>
+        <w:t xml:space="preserve"> </w:t>
+      </w:r>
+      <w:r>
+        <w:rPr>
+          <w:rStyle w:val="FunctionTok"/>
+        </w:rPr>
+        <w:t xml:space="preserve">fit</w:t>
+      </w:r>
+      <w:r>
+        <w:rPr>
+          <w:rStyle w:val="NormalTok"/>
+        </w:rPr>
+        <w:t xml:space="preserve">(model, samp</w:t>
+      </w:r>
+      <w:r>
+        <w:rPr>
+          <w:rStyle w:val="SpecialCharTok"/>
+        </w:rPr>
+        <w:t xml:space="preserve">$</w:t>
+      </w:r>
+      <w:r>
+        <w:rPr>
+          <w:rStyle w:val="NormalTok"/>
+        </w:rPr>
+        <w:t xml:space="preserve">train)</w:t>
       </w:r>
     </w:p>
     <w:p>
       <w:pPr>
-        <w:pStyle w:val="SourceCode"/>
-      </w:pPr>
-      <w:r>
-        <w:rPr>
-          <w:rStyle w:val="NormalTok"/>
-        </w:rPr>
-        <w:t xml:space="preserve">pred_1 </w:t>
-      </w:r>
-      <w:r>
-        <w:rPr>
-          <w:rStyle w:val="OtherTok"/>
-        </w:rPr>
-        <w:t xml:space="preserve">&lt;-</w:t>
-      </w:r>
-      <w:r>
-        <w:rPr>
-          <w:rStyle w:val="NormalTok"/>
-        </w:rPr>
-        <w:t xml:space="preserve"> </w:t>
-      </w:r>
-      <w:r>
-        <w:rPr>
-          <w:rStyle w:val="FunctionTok"/>
-        </w:rPr>
-        <w:t xml:space="preserve">predict</w:t>
-      </w:r>
-      <w:r>
-        <w:rPr>
-          <w:rStyle w:val="NormalTok"/>
-        </w:rPr>
-        <w:t xml:space="preserve">(model, </w:t>
-      </w:r>
-      <w:r>
-        <w:rPr>
-          <w:rStyle w:val="AttributeTok"/>
-        </w:rPr>
-        <w:t xml:space="preserve">x =</w:t>
-      </w:r>
-      <w:r>
-        <w:rPr>
-          <w:rStyle w:val="NormalTok"/>
-        </w:rPr>
-        <w:t xml:space="preserve"> samp</w:t>
-      </w:r>
-      <w:r>
-        <w:rPr>
-          <w:rStyle w:val="SpecialCharTok"/>
-        </w:rPr>
-        <w:t xml:space="preserve">$</w:t>
-      </w:r>
-      <w:r>
-        <w:rPr>
-          <w:rStyle w:val="NormalTok"/>
-        </w:rPr>
-        <w:t xml:space="preserve">test, </w:t>
-      </w:r>
-      <w:r>
-        <w:rPr>
-          <w:rStyle w:val="AttributeTok"/>
-        </w:rPr>
-        <w:t xml:space="preserve">steps_ahead =</w:t>
-      </w:r>
-      <w:r>
-        <w:rPr>
-          <w:rStyle w:val="NormalTok"/>
-        </w:rPr>
-        <w:t xml:space="preserve"> </w:t>
-      </w:r>
-      <w:r>
-        <w:rPr>
-          <w:rStyle w:val="DecValTok"/>
-        </w:rPr>
-        <w:t xml:space="preserve">1</w:t>
-      </w:r>
-      <w:r>
-        <w:rPr>
-          <w:rStyle w:val="NormalTok"/>
-        </w:rPr>
-        <w:t xml:space="preserve">)</w:t>
-      </w:r>
-      <w:r>
-        <w:br/>
-      </w:r>
-      <w:r>
-        <w:rPr>
-          <w:rStyle w:val="NormalTok"/>
-        </w:rPr>
-        <w:t xml:space="preserve">pred_1</w:t>
+        <w:pStyle w:val="FirstParagraph"/>
+      </w:pPr>
+      <w:r>
+        <w:t xml:space="preserve">In this first singular example, we assume that the future auxiliaries are known</w:t>
+      </w:r>
+      <w:r>
+        <w:t xml:space="preserve"> </w:t>
+      </w:r>
+      <w:r>
+        <w:t xml:space="preserve">and therefore use the held-out rows directly during prediction.</w:t>
       </w:r>
     </w:p>
     <w:p>
@@ -967,9 +901,90 @@
       </w:pPr>
       <w:r>
         <w:rPr>
-          <w:rStyle w:val="VerbatimChar"/>
-        </w:rPr>
-        <w:t xml:space="preserve">## [1] 0.4116193</w:t>
+          <w:rStyle w:val="NormalTok"/>
+        </w:rPr>
+        <w:t xml:space="preserve">pred_1 </w:t>
+      </w:r>
+      <w:r>
+        <w:rPr>
+          <w:rStyle w:val="OtherTok"/>
+        </w:rPr>
+        <w:t xml:space="preserve">&lt;-</w:t>
+      </w:r>
+      <w:r>
+        <w:rPr>
+          <w:rStyle w:val="NormalTok"/>
+        </w:rPr>
+        <w:t xml:space="preserve"> </w:t>
+      </w:r>
+      <w:r>
+        <w:rPr>
+          <w:rStyle w:val="FunctionTok"/>
+        </w:rPr>
+        <w:t xml:space="preserve">predict</w:t>
+      </w:r>
+      <w:r>
+        <w:rPr>
+          <w:rStyle w:val="NormalTok"/>
+        </w:rPr>
+        <w:t xml:space="preserve">(model, </w:t>
+      </w:r>
+      <w:r>
+        <w:rPr>
+          <w:rStyle w:val="AttributeTok"/>
+        </w:rPr>
+        <w:t xml:space="preserve">x =</w:t>
+      </w:r>
+      <w:r>
+        <w:rPr>
+          <w:rStyle w:val="NormalTok"/>
+        </w:rPr>
+        <w:t xml:space="preserve"> samp</w:t>
+      </w:r>
+      <w:r>
+        <w:rPr>
+          <w:rStyle w:val="SpecialCharTok"/>
+        </w:rPr>
+        <w:t xml:space="preserve">$</w:t>
+      </w:r>
+      <w:r>
+        <w:rPr>
+          <w:rStyle w:val="NormalTok"/>
+        </w:rPr>
+        <w:t xml:space="preserve">test, </w:t>
+      </w:r>
+      <w:r>
+        <w:rPr>
+          <w:rStyle w:val="AttributeTok"/>
+        </w:rPr>
+        <w:t xml:space="preserve">steps_ahead =</w:t>
+      </w:r>
+      <w:r>
+        <w:rPr>
+          <w:rStyle w:val="NormalTok"/>
+        </w:rPr>
+        <w:t xml:space="preserve"> </w:t>
+      </w:r>
+      <w:r>
+        <w:rPr>
+          <w:rStyle w:val="DecValTok"/>
+        </w:rPr>
+        <w:t xml:space="preserve">1</w:t>
+      </w:r>
+      <w:r>
+        <w:rPr>
+          <w:rStyle w:val="NormalTok"/>
+        </w:rPr>
+        <w:t xml:space="preserve">)</w:t>
+      </w:r>
+      <w:r>
+        <w:br/>
+      </w:r>
+      <w:r>
+        <w:rPr>
+          <w:rStyle w:val="NormalTok"/>
+        </w:rPr>
+        <w:t xml:space="preserve">pred_1</w:t>
       </w:r>
     </w:p>
     <w:p>
@@ -978,90 +993,9 @@
       </w:pPr>
       <w:r>
         <w:rPr>
-          <w:rStyle w:val="NormalTok"/>
-        </w:rPr>
-        <w:t xml:space="preserve">pred_5 </w:t>
-      </w:r>
-      <w:r>
-        <w:rPr>
-          <w:rStyle w:val="OtherTok"/>
-        </w:rPr>
-        <w:t xml:space="preserve">&lt;-</w:t>
-      </w:r>
-      <w:r>
-        <w:rPr>
-          <w:rStyle w:val="NormalTok"/>
-        </w:rPr>
-        <w:t xml:space="preserve"> </w:t>
-      </w:r>
-      <w:r>
-        <w:rPr>
-          <w:rStyle w:val="FunctionTok"/>
-        </w:rPr>
-        <w:t xml:space="preserve">predict</w:t>
-      </w:r>
-      <w:r>
-        <w:rPr>
-          <w:rStyle w:val="NormalTok"/>
-        </w:rPr>
-        <w:t xml:space="preserve">(model, </w:t>
-      </w:r>
-      <w:r>
-        <w:rPr>
-          <w:rStyle w:val="AttributeTok"/>
-        </w:rPr>
-        <w:t xml:space="preserve">x =</w:t>
-      </w:r>
-      <w:r>
-        <w:rPr>
-          <w:rStyle w:val="NormalTok"/>
-        </w:rPr>
-        <w:t xml:space="preserve"> samp</w:t>
-      </w:r>
-      <w:r>
-        <w:rPr>
-          <w:rStyle w:val="SpecialCharTok"/>
-        </w:rPr>
-        <w:t xml:space="preserve">$</w:t>
-      </w:r>
-      <w:r>
-        <w:rPr>
-          <w:rStyle w:val="NormalTok"/>
-        </w:rPr>
-        <w:t xml:space="preserve">test, </w:t>
-      </w:r>
-      <w:r>
-        <w:rPr>
-          <w:rStyle w:val="AttributeTok"/>
-        </w:rPr>
-        <w:t xml:space="preserve">steps_ahead =</w:t>
-      </w:r>
-      <w:r>
-        <w:rPr>
-          <w:rStyle w:val="NormalTok"/>
-        </w:rPr>
-        <w:t xml:space="preserve"> </w:t>
-      </w:r>
-      <w:r>
-        <w:rPr>
-          <w:rStyle w:val="DecValTok"/>
-        </w:rPr>
-        <w:t xml:space="preserve">5</w:t>
-      </w:r>
-      <w:r>
-        <w:rPr>
-          <w:rStyle w:val="NormalTok"/>
-        </w:rPr>
-        <w:t xml:space="preserve">)</w:t>
-      </w:r>
-      <w:r>
-        <w:br/>
-      </w:r>
-      <w:r>
-        <w:rPr>
-          <w:rStyle w:val="NormalTok"/>
-        </w:rPr>
-        <w:t xml:space="preserve">pred_5</w:t>
+          <w:rStyle w:val="VerbatimChar"/>
+        </w:rPr>
+        <w:t xml:space="preserve">## [1] 0.4116193</w:t>
       </w:r>
     </w:p>
     <w:p>
@@ -1070,139 +1004,115 @@
       </w:pPr>
       <w:r>
         <w:rPr>
-          <w:rStyle w:val="VerbatimChar"/>
-        </w:rPr>
-        <w:t xml:space="preserve">## [1]  0.41161932  0.17404351 -0.07477247 -0.31935845 -0.44889824</w:t>
+          <w:rStyle w:val="NormalTok"/>
+        </w:rPr>
+        <w:t xml:space="preserve">pred_5 </w:t>
+      </w:r>
+      <w:r>
+        <w:rPr>
+          <w:rStyle w:val="OtherTok"/>
+        </w:rPr>
+        <w:t xml:space="preserve">&lt;-</w:t>
+      </w:r>
+      <w:r>
+        <w:rPr>
+          <w:rStyle w:val="NormalTok"/>
+        </w:rPr>
+        <w:t xml:space="preserve"> </w:t>
+      </w:r>
+      <w:r>
+        <w:rPr>
+          <w:rStyle w:val="FunctionTok"/>
+        </w:rPr>
+        <w:t xml:space="preserve">predict</w:t>
+      </w:r>
+      <w:r>
+        <w:rPr>
+          <w:rStyle w:val="NormalTok"/>
+        </w:rPr>
+        <w:t xml:space="preserve">(model, </w:t>
+      </w:r>
+      <w:r>
+        <w:rPr>
+          <w:rStyle w:val="AttributeTok"/>
+        </w:rPr>
+        <w:t xml:space="preserve">x =</w:t>
+      </w:r>
+      <w:r>
+        <w:rPr>
+          <w:rStyle w:val="NormalTok"/>
+        </w:rPr>
+        <w:t xml:space="preserve"> samp</w:t>
+      </w:r>
+      <w:r>
+        <w:rPr>
+          <w:rStyle w:val="SpecialCharTok"/>
+        </w:rPr>
+        <w:t xml:space="preserve">$</w:t>
+      </w:r>
+      <w:r>
+        <w:rPr>
+          <w:rStyle w:val="NormalTok"/>
+        </w:rPr>
+        <w:t xml:space="preserve">test, </w:t>
+      </w:r>
+      <w:r>
+        <w:rPr>
+          <w:rStyle w:val="AttributeTok"/>
+        </w:rPr>
+        <w:t xml:space="preserve">steps_ahead =</w:t>
+      </w:r>
+      <w:r>
+        <w:rPr>
+          <w:rStyle w:val="NormalTok"/>
+        </w:rPr>
+        <w:t xml:space="preserve"> </w:t>
+      </w:r>
+      <w:r>
+        <w:rPr>
+          <w:rStyle w:val="DecValTok"/>
+        </w:rPr>
+        <w:t xml:space="preserve">5</w:t>
+      </w:r>
+      <w:r>
+        <w:rPr>
+          <w:rStyle w:val="NormalTok"/>
+        </w:rPr>
+        <w:t xml:space="preserve">)</w:t>
+      </w:r>
+      <w:r>
+        <w:br/>
+      </w:r>
+      <w:r>
+        <w:rPr>
+          <w:rStyle w:val="NormalTok"/>
+        </w:rPr>
+        <w:t xml:space="preserve">pred_5</w:t>
       </w:r>
     </w:p>
     <w:p>
       <w:pPr>
-        <w:pStyle w:val="FirstParagraph"/>
-      </w:pPr>
-      <w:r>
-        <w:t xml:space="preserve">When we ask for the complete object, the target forecast is returned together</w:t>
-      </w:r>
-      <w:r>
-        <w:t xml:space="preserve"> </w:t>
-      </w:r>
-      <w:r>
-        <w:t xml:space="preserve">with the auxiliary values that were used in the horizon.</w:t>
+        <w:pStyle w:val="SourceCode"/>
+      </w:pPr>
+      <w:r>
+        <w:rPr>
+          <w:rStyle w:val="VerbatimChar"/>
+        </w:rPr>
+        <w:t xml:space="preserve">## [1]  0.41161932  0.17404351 -0.07477247 -0.31935845 -0.44889824</w:t>
       </w:r>
     </w:p>
     <w:p>
       <w:pPr>
-        <w:pStyle w:val="SourceCode"/>
-      </w:pPr>
-      <w:r>
-        <w:rPr>
-          <w:rStyle w:val="NormalTok"/>
-        </w:rPr>
-        <w:t xml:space="preserve">pred_all </w:t>
-      </w:r>
-      <w:r>
-        <w:rPr>
-          <w:rStyle w:val="OtherTok"/>
-        </w:rPr>
-        <w:t xml:space="preserve">&lt;-</w:t>
-      </w:r>
-      <w:r>
-        <w:rPr>
-          <w:rStyle w:val="NormalTok"/>
-        </w:rPr>
-        <w:t xml:space="preserve"> </w:t>
-      </w:r>
-      <w:r>
-        <w:rPr>
-          <w:rStyle w:val="FunctionTok"/>
-        </w:rPr>
-        <w:t xml:space="preserve">predict</w:t>
-      </w:r>
-      <w:r>
-        <w:rPr>
-          <w:rStyle w:val="NormalTok"/>
-        </w:rPr>
-        <w:t xml:space="preserve">(model, </w:t>
-      </w:r>
-      <w:r>
-        <w:rPr>
-          <w:rStyle w:val="AttributeTok"/>
-        </w:rPr>
-        <w:t xml:space="preserve">x =</w:t>
-      </w:r>
-      <w:r>
-        <w:rPr>
-          <w:rStyle w:val="NormalTok"/>
-        </w:rPr>
-        <w:t xml:space="preserve"> samp</w:t>
-      </w:r>
-      <w:r>
-        <w:rPr>
-          <w:rStyle w:val="SpecialCharTok"/>
-        </w:rPr>
-        <w:t xml:space="preserve">$</w:t>
-      </w:r>
-      <w:r>
-        <w:rPr>
-          <w:rStyle w:val="NormalTok"/>
-        </w:rPr>
-        <w:t xml:space="preserve">test, </w:t>
-      </w:r>
-      <w:r>
-        <w:rPr>
-          <w:rStyle w:val="AttributeTok"/>
-        </w:rPr>
-        <w:t xml:space="preserve">steps_ahead =</w:t>
-      </w:r>
-      <w:r>
-        <w:rPr>
-          <w:rStyle w:val="NormalTok"/>
-        </w:rPr>
-        <w:t xml:space="preserve"> </w:t>
-      </w:r>
-      <w:r>
-        <w:rPr>
-          <w:rStyle w:val="DecValTok"/>
-        </w:rPr>
-        <w:t xml:space="preserve">5</w:t>
-      </w:r>
-      <w:r>
-        <w:rPr>
-          <w:rStyle w:val="NormalTok"/>
-        </w:rPr>
-        <w:t xml:space="preserve">, </w:t>
-      </w:r>
-      <w:r>
-        <w:rPr>
-          <w:rStyle w:val="AttributeTok"/>
-        </w:rPr>
-        <w:t xml:space="preserve">return_all =</w:t>
-      </w:r>
-      <w:r>
-        <w:rPr>
-          <w:rStyle w:val="NormalTok"/>
-        </w:rPr>
-        <w:t xml:space="preserve"> </w:t>
-      </w:r>
-      <w:r>
-        <w:rPr>
-          <w:rStyle w:val="ConstantTok"/>
-        </w:rPr>
-        <w:t xml:space="preserve">TRUE</w:t>
-      </w:r>
-      <w:r>
-        <w:rPr>
-          <w:rStyle w:val="NormalTok"/>
-        </w:rPr>
-        <w:t xml:space="preserve">)</w:t>
-      </w:r>
-      <w:r>
-        <w:br/>
-      </w:r>
-      <w:r>
-        <w:rPr>
-          <w:rStyle w:val="NormalTok"/>
-        </w:rPr>
-        <w:t xml:space="preserve">pred_all</w:t>
+        <w:pStyle w:val="FirstParagraph"/>
+      </w:pPr>
+      <w:r>
+        <w:t xml:space="preserve">The prediction itself is the target path. The synchronized multivariate</w:t>
+      </w:r>
+      <w:r>
+        <w:t xml:space="preserve"> </w:t>
+      </w:r>
+      <w:r>
+        <w:t xml:space="preserve">forecast is attached as an attribute.</w:t>
       </w:r>
     </w:p>
     <w:p>
@@ -1211,189 +1121,38 @@
       </w:pPr>
       <w:r>
         <w:rPr>
+          <w:rStyle w:val="FunctionTok"/>
+        </w:rPr>
+        <w:t xml:space="preserve">attr</w:t>
+      </w:r>
+      <w:r>
+        <w:rPr>
+          <w:rStyle w:val="NormalTok"/>
+        </w:rPr>
+        <w:t xml:space="preserve">(pred_5, </w:t>
+      </w:r>
+      <w:r>
+        <w:rPr>
+          <w:rStyle w:val="StringTok"/>
+        </w:rPr>
+        <w:t xml:space="preserve">"system"</w:t>
+      </w:r>
+      <w:r>
+        <w:rPr>
+          <w:rStyle w:val="NormalTok"/>
+        </w:rPr>
+        <w:t xml:space="preserve">)</w:t>
+      </w:r>
+    </w:p>
+    <w:p>
+      <w:pPr>
+        <w:pStyle w:val="SourceCode"/>
+      </w:pPr>
+      <w:r>
+        <w:rPr>
           <w:rStyle w:val="VerbatimChar"/>
         </w:rPr>
-        <w:t xml:space="preserve">## $y</w:t>
-      </w:r>
-      <w:r>
-        <w:br/>
-      </w:r>
-      <w:r>
-        <w:rPr>
-          <w:rStyle w:val="VerbatimChar"/>
-        </w:rPr>
-        <w:t xml:space="preserve">## [1]  0.41161932  0.17404351 -0.07477247 -0.31935845 -0.44889824</w:t>
-      </w:r>
-      <w:r>
-        <w:br/>
-      </w:r>
-      <w:r>
-        <w:rPr>
-          <w:rStyle w:val="VerbatimChar"/>
-        </w:rPr>
-        <w:t xml:space="preserve">## </w:t>
-      </w:r>
-      <w:r>
-        <w:br/>
-      </w:r>
-      <w:r>
-        <w:rPr>
-          <w:rStyle w:val="VerbatimChar"/>
-        </w:rPr>
-        <w:t xml:space="preserve">## $x</w:t>
-      </w:r>
-      <w:r>
-        <w:br/>
-      </w:r>
-      <w:r>
-        <w:rPr>
-          <w:rStyle w:val="VerbatimChar"/>
-        </w:rPr>
-        <w:t xml:space="preserve">## $x$x1</w:t>
-      </w:r>
-      <w:r>
-        <w:br/>
-      </w:r>
-      <w:r>
-        <w:rPr>
-          <w:rStyle w:val="VerbatimChar"/>
-        </w:rPr>
-        <w:t xml:space="preserve">## [1]  0.17388949 -0.07515112 -0.31951919 -0.54402111 -0.54402111</w:t>
-      </w:r>
-      <w:r>
-        <w:br/>
-      </w:r>
-      <w:r>
-        <w:rPr>
-          <w:rStyle w:val="VerbatimChar"/>
-        </w:rPr>
-        <w:t xml:space="preserve">## </w:t>
-      </w:r>
-      <w:r>
-        <w:br/>
-      </w:r>
-      <w:r>
-        <w:rPr>
-          <w:rStyle w:val="VerbatimChar"/>
-        </w:rPr>
-        <w:t xml:space="preserve">## $x$x2</w:t>
-      </w:r>
-      <w:r>
-        <w:br/>
-      </w:r>
-      <w:r>
-        <w:rPr>
-          <w:rStyle w:val="VerbatimChar"/>
-        </w:rPr>
-        <w:t xml:space="preserve">## [1]  0.61177652  0.40357731  0.17028562 -0.07359361 -0.31289714</w:t>
-      </w:r>
-      <w:r>
-        <w:br/>
-      </w:r>
-      <w:r>
-        <w:rPr>
-          <w:rStyle w:val="VerbatimChar"/>
-        </w:rPr>
-        <w:t xml:space="preserve">## </w:t>
-      </w:r>
-      <w:r>
-        <w:br/>
-      </w:r>
-      <w:r>
-        <w:rPr>
-          <w:rStyle w:val="VerbatimChar"/>
-        </w:rPr>
-        <w:t xml:space="preserve">## </w:t>
-      </w:r>
-      <w:r>
-        <w:br/>
-      </w:r>
-      <w:r>
-        <w:rPr>
-          <w:rStyle w:val="VerbatimChar"/>
-        </w:rPr>
-        <w:t xml:space="preserve">## attr(,"class")</w:t>
-      </w:r>
-      <w:r>
-        <w:br/>
-      </w:r>
-      <w:r>
-        <w:rPr>
-          <w:rStyle w:val="VerbatimChar"/>
-        </w:rPr>
-        <w:t xml:space="preserve">## [1] "ts_mv_prediction"</w:t>
-      </w:r>
-      <w:r>
-        <w:br/>
-      </w:r>
-      <w:r>
-        <w:rPr>
-          <w:rStyle w:val="VerbatimChar"/>
-        </w:rPr>
-        <w:t xml:space="preserve">## attr(,"y_name")</w:t>
-      </w:r>
-      <w:r>
-        <w:br/>
-      </w:r>
-      <w:r>
-        <w:rPr>
-          <w:rStyle w:val="VerbatimChar"/>
-        </w:rPr>
-        <w:t xml:space="preserve">## [1] "y"</w:t>
-      </w:r>
-      <w:r>
-        <w:br/>
-      </w:r>
-      <w:r>
-        <w:rPr>
-          <w:rStyle w:val="VerbatimChar"/>
-        </w:rPr>
-        <w:t xml:space="preserve">## attr(,"x_names")</w:t>
-      </w:r>
-      <w:r>
-        <w:br/>
-      </w:r>
-      <w:r>
-        <w:rPr>
-          <w:rStyle w:val="VerbatimChar"/>
-        </w:rPr>
-        <w:t xml:space="preserve">## [1] "x1" "x2"</w:t>
-      </w:r>
-      <w:r>
-        <w:br/>
-      </w:r>
-      <w:r>
-        <w:rPr>
-          <w:rStyle w:val="VerbatimChar"/>
-        </w:rPr>
-        <w:t xml:space="preserve">## attr(,"variables")</w:t>
-      </w:r>
-      <w:r>
-        <w:br/>
-      </w:r>
-      <w:r>
-        <w:rPr>
-          <w:rStyle w:val="VerbatimChar"/>
-        </w:rPr>
-        <w:t xml:space="preserve">## [1] "y"  "x1" "x2"</w:t>
-      </w:r>
-      <w:r>
-        <w:br/>
-      </w:r>
-      <w:r>
-        <w:rPr>
-          <w:rStyle w:val="VerbatimChar"/>
-        </w:rPr>
-        <w:t xml:space="preserve">## attr(,"steps_ahead")</w:t>
-      </w:r>
-      <w:r>
-        <w:br/>
-      </w:r>
-      <w:r>
-        <w:rPr>
-          <w:rStyle w:val="VerbatimChar"/>
-        </w:rPr>
-        <w:t xml:space="preserve">## [1] 5</w:t>
+        <w:t xml:space="preserve">## NULL</w:t>
       </w:r>
     </w:p>
     <w:p>

--- a/examples/multivariate/doc/03-linear-regression-mv.docx
+++ b/examples/multivariate/doc/03-linear-regression-mv.docx
@@ -997,6 +997,186 @@
         </w:rPr>
         <w:t xml:space="preserve">## [1] 0.4116193</w:t>
       </w:r>
+      <w:r>
+        <w:br/>
+      </w:r>
+      <w:r>
+        <w:rPr>
+          <w:rStyle w:val="VerbatimChar"/>
+        </w:rPr>
+        <w:t xml:space="preserve">## attr(,"y_name")</w:t>
+      </w:r>
+      <w:r>
+        <w:br/>
+      </w:r>
+      <w:r>
+        <w:rPr>
+          <w:rStyle w:val="VerbatimChar"/>
+        </w:rPr>
+        <w:t xml:space="preserve">## [1] "y"</w:t>
+      </w:r>
+      <w:r>
+        <w:br/>
+      </w:r>
+      <w:r>
+        <w:rPr>
+          <w:rStyle w:val="VerbatimChar"/>
+        </w:rPr>
+        <w:t xml:space="preserve">## attr(,"x_names")</w:t>
+      </w:r>
+      <w:r>
+        <w:br/>
+      </w:r>
+      <w:r>
+        <w:rPr>
+          <w:rStyle w:val="VerbatimChar"/>
+        </w:rPr>
+        <w:t xml:space="preserve">## [1] "x1" "x2"</w:t>
+      </w:r>
+      <w:r>
+        <w:br/>
+      </w:r>
+      <w:r>
+        <w:rPr>
+          <w:rStyle w:val="VerbatimChar"/>
+        </w:rPr>
+        <w:t xml:space="preserve">## attr(,"variables")</w:t>
+      </w:r>
+      <w:r>
+        <w:br/>
+      </w:r>
+      <w:r>
+        <w:rPr>
+          <w:rStyle w:val="VerbatimChar"/>
+        </w:rPr>
+        <w:t xml:space="preserve">## [1] "y"  "x1" "x2"</w:t>
+      </w:r>
+      <w:r>
+        <w:br/>
+      </w:r>
+      <w:r>
+        <w:rPr>
+          <w:rStyle w:val="VerbatimChar"/>
+        </w:rPr>
+        <w:t xml:space="preserve">## attr(,"steps_ahead")</w:t>
+      </w:r>
+      <w:r>
+        <w:br/>
+      </w:r>
+      <w:r>
+        <w:rPr>
+          <w:rStyle w:val="VerbatimChar"/>
+        </w:rPr>
+        <w:t xml:space="preserve">## [1] 1</w:t>
+      </w:r>
+      <w:r>
+        <w:br/>
+      </w:r>
+      <w:r>
+        <w:rPr>
+          <w:rStyle w:val="VerbatimChar"/>
+        </w:rPr>
+        <w:t xml:space="preserve">## attr(,"prediction_x")</w:t>
+      </w:r>
+      <w:r>
+        <w:br/>
+      </w:r>
+      <w:r>
+        <w:rPr>
+          <w:rStyle w:val="VerbatimChar"/>
+        </w:rPr>
+        <w:t xml:space="preserve">## attr(,"prediction_x")$x1</w:t>
+      </w:r>
+      <w:r>
+        <w:br/>
+      </w:r>
+      <w:r>
+        <w:rPr>
+          <w:rStyle w:val="VerbatimChar"/>
+        </w:rPr>
+        <w:t xml:space="preserve">## [1] 0.1738895</w:t>
+      </w:r>
+      <w:r>
+        <w:br/>
+      </w:r>
+      <w:r>
+        <w:rPr>
+          <w:rStyle w:val="VerbatimChar"/>
+        </w:rPr>
+        <w:t xml:space="preserve">## </w:t>
+      </w:r>
+      <w:r>
+        <w:br/>
+      </w:r>
+      <w:r>
+        <w:rPr>
+          <w:rStyle w:val="VerbatimChar"/>
+        </w:rPr>
+        <w:t xml:space="preserve">## attr(,"prediction_x")$x2</w:t>
+      </w:r>
+      <w:r>
+        <w:br/>
+      </w:r>
+      <w:r>
+        <w:rPr>
+          <w:rStyle w:val="VerbatimChar"/>
+        </w:rPr>
+        <w:t xml:space="preserve">## [1] 0.6117765</w:t>
+      </w:r>
+      <w:r>
+        <w:br/>
+      </w:r>
+      <w:r>
+        <w:rPr>
+          <w:rStyle w:val="VerbatimChar"/>
+        </w:rPr>
+        <w:t xml:space="preserve">## </w:t>
+      </w:r>
+      <w:r>
+        <w:br/>
+      </w:r>
+      <w:r>
+        <w:rPr>
+          <w:rStyle w:val="VerbatimChar"/>
+        </w:rPr>
+        <w:t xml:space="preserve">## attr(,"system")</w:t>
+      </w:r>
+      <w:r>
+        <w:br/>
+      </w:r>
+      <w:r>
+        <w:rPr>
+          <w:rStyle w:val="VerbatimChar"/>
+        </w:rPr>
+        <w:t xml:space="preserve">##           y        x1        x2</w:t>
+      </w:r>
+      <w:r>
+        <w:br/>
+      </w:r>
+      <w:r>
+        <w:rPr>
+          <w:rStyle w:val="VerbatimChar"/>
+        </w:rPr>
+        <w:t xml:space="preserve">## 1 0.4116193 0.1738895 0.6117765</w:t>
+      </w:r>
+      <w:r>
+        <w:br/>
+      </w:r>
+      <w:r>
+        <w:rPr>
+          <w:rStyle w:val="VerbatimChar"/>
+        </w:rPr>
+        <w:t xml:space="preserve">## attr(,"class")</w:t>
+      </w:r>
+      <w:r>
+        <w:br/>
+      </w:r>
+      <w:r>
+        <w:rPr>
+          <w:rStyle w:val="VerbatimChar"/>
+        </w:rPr>
+        <w:t xml:space="preserve">## [1] "ts_mv_prediction" "numeric"</w:t>
+      </w:r>
     </w:p>
     <w:p>
       <w:pPr>
@@ -1100,6 +1280,222 @@
         </w:rPr>
         <w:t xml:space="preserve">## [1]  0.41161932  0.17404351 -0.07477247 -0.31935845 -0.44889824</w:t>
       </w:r>
+      <w:r>
+        <w:br/>
+      </w:r>
+      <w:r>
+        <w:rPr>
+          <w:rStyle w:val="VerbatimChar"/>
+        </w:rPr>
+        <w:t xml:space="preserve">## attr(,"y_name")</w:t>
+      </w:r>
+      <w:r>
+        <w:br/>
+      </w:r>
+      <w:r>
+        <w:rPr>
+          <w:rStyle w:val="VerbatimChar"/>
+        </w:rPr>
+        <w:t xml:space="preserve">## [1] "y"</w:t>
+      </w:r>
+      <w:r>
+        <w:br/>
+      </w:r>
+      <w:r>
+        <w:rPr>
+          <w:rStyle w:val="VerbatimChar"/>
+        </w:rPr>
+        <w:t xml:space="preserve">## attr(,"x_names")</w:t>
+      </w:r>
+      <w:r>
+        <w:br/>
+      </w:r>
+      <w:r>
+        <w:rPr>
+          <w:rStyle w:val="VerbatimChar"/>
+        </w:rPr>
+        <w:t xml:space="preserve">## [1] "x1" "x2"</w:t>
+      </w:r>
+      <w:r>
+        <w:br/>
+      </w:r>
+      <w:r>
+        <w:rPr>
+          <w:rStyle w:val="VerbatimChar"/>
+        </w:rPr>
+        <w:t xml:space="preserve">## attr(,"variables")</w:t>
+      </w:r>
+      <w:r>
+        <w:br/>
+      </w:r>
+      <w:r>
+        <w:rPr>
+          <w:rStyle w:val="VerbatimChar"/>
+        </w:rPr>
+        <w:t xml:space="preserve">## [1] "y"  "x1" "x2"</w:t>
+      </w:r>
+      <w:r>
+        <w:br/>
+      </w:r>
+      <w:r>
+        <w:rPr>
+          <w:rStyle w:val="VerbatimChar"/>
+        </w:rPr>
+        <w:t xml:space="preserve">## attr(,"steps_ahead")</w:t>
+      </w:r>
+      <w:r>
+        <w:br/>
+      </w:r>
+      <w:r>
+        <w:rPr>
+          <w:rStyle w:val="VerbatimChar"/>
+        </w:rPr>
+        <w:t xml:space="preserve">## [1] 5</w:t>
+      </w:r>
+      <w:r>
+        <w:br/>
+      </w:r>
+      <w:r>
+        <w:rPr>
+          <w:rStyle w:val="VerbatimChar"/>
+        </w:rPr>
+        <w:t xml:space="preserve">## attr(,"prediction_x")</w:t>
+      </w:r>
+      <w:r>
+        <w:br/>
+      </w:r>
+      <w:r>
+        <w:rPr>
+          <w:rStyle w:val="VerbatimChar"/>
+        </w:rPr>
+        <w:t xml:space="preserve">## attr(,"prediction_x")$x1</w:t>
+      </w:r>
+      <w:r>
+        <w:br/>
+      </w:r>
+      <w:r>
+        <w:rPr>
+          <w:rStyle w:val="VerbatimChar"/>
+        </w:rPr>
+        <w:t xml:space="preserve">## [1]  0.17388949 -0.07515112 -0.31951919 -0.54402111 -0.54402111</w:t>
+      </w:r>
+      <w:r>
+        <w:br/>
+      </w:r>
+      <w:r>
+        <w:rPr>
+          <w:rStyle w:val="VerbatimChar"/>
+        </w:rPr>
+        <w:t xml:space="preserve">## </w:t>
+      </w:r>
+      <w:r>
+        <w:br/>
+      </w:r>
+      <w:r>
+        <w:rPr>
+          <w:rStyle w:val="VerbatimChar"/>
+        </w:rPr>
+        <w:t xml:space="preserve">## attr(,"prediction_x")$x2</w:t>
+      </w:r>
+      <w:r>
+        <w:br/>
+      </w:r>
+      <w:r>
+        <w:rPr>
+          <w:rStyle w:val="VerbatimChar"/>
+        </w:rPr>
+        <w:t xml:space="preserve">## [1]  0.61177652  0.40357731  0.17028562 -0.07359361 -0.31289714</w:t>
+      </w:r>
+      <w:r>
+        <w:br/>
+      </w:r>
+      <w:r>
+        <w:rPr>
+          <w:rStyle w:val="VerbatimChar"/>
+        </w:rPr>
+        <w:t xml:space="preserve">## </w:t>
+      </w:r>
+      <w:r>
+        <w:br/>
+      </w:r>
+      <w:r>
+        <w:rPr>
+          <w:rStyle w:val="VerbatimChar"/>
+        </w:rPr>
+        <w:t xml:space="preserve">## attr(,"system")</w:t>
+      </w:r>
+      <w:r>
+        <w:br/>
+      </w:r>
+      <w:r>
+        <w:rPr>
+          <w:rStyle w:val="VerbatimChar"/>
+        </w:rPr>
+        <w:t xml:space="preserve">##             y          x1          x2</w:t>
+      </w:r>
+      <w:r>
+        <w:br/>
+      </w:r>
+      <w:r>
+        <w:rPr>
+          <w:rStyle w:val="VerbatimChar"/>
+        </w:rPr>
+        <w:t xml:space="preserve">## 1  0.41161932  0.17388949  0.61177652</w:t>
+      </w:r>
+      <w:r>
+        <w:br/>
+      </w:r>
+      <w:r>
+        <w:rPr>
+          <w:rStyle w:val="VerbatimChar"/>
+        </w:rPr>
+        <w:t xml:space="preserve">## 2  0.17404351 -0.07515112  0.40357731</w:t>
+      </w:r>
+      <w:r>
+        <w:br/>
+      </w:r>
+      <w:r>
+        <w:rPr>
+          <w:rStyle w:val="VerbatimChar"/>
+        </w:rPr>
+        <w:t xml:space="preserve">## 3 -0.07477247 -0.31951919  0.17028562</w:t>
+      </w:r>
+      <w:r>
+        <w:br/>
+      </w:r>
+      <w:r>
+        <w:rPr>
+          <w:rStyle w:val="VerbatimChar"/>
+        </w:rPr>
+        <w:t xml:space="preserve">## 4 -0.31935845 -0.54402111 -0.07359361</w:t>
+      </w:r>
+      <w:r>
+        <w:br/>
+      </w:r>
+      <w:r>
+        <w:rPr>
+          <w:rStyle w:val="VerbatimChar"/>
+        </w:rPr>
+        <w:t xml:space="preserve">## 5 -0.44889824 -0.54402111 -0.31289714</w:t>
+      </w:r>
+      <w:r>
+        <w:br/>
+      </w:r>
+      <w:r>
+        <w:rPr>
+          <w:rStyle w:val="VerbatimChar"/>
+        </w:rPr>
+        <w:t xml:space="preserve">## attr(,"class")</w:t>
+      </w:r>
+      <w:r>
+        <w:br/>
+      </w:r>
+      <w:r>
+        <w:rPr>
+          <w:rStyle w:val="VerbatimChar"/>
+        </w:rPr>
+        <w:t xml:space="preserve">## [1] "ts_mv_prediction" "numeric"</w:t>
+      </w:r>
     </w:p>
     <w:p>
       <w:pPr>
@@ -1152,7 +1548,52 @@
         <w:rPr>
           <w:rStyle w:val="VerbatimChar"/>
         </w:rPr>
-        <w:t xml:space="preserve">## NULL</w:t>
+        <w:t xml:space="preserve">##             y          x1          x2</w:t>
+      </w:r>
+      <w:r>
+        <w:br/>
+      </w:r>
+      <w:r>
+        <w:rPr>
+          <w:rStyle w:val="VerbatimChar"/>
+        </w:rPr>
+        <w:t xml:space="preserve">## 1  0.41161932  0.17388949  0.61177652</w:t>
+      </w:r>
+      <w:r>
+        <w:br/>
+      </w:r>
+      <w:r>
+        <w:rPr>
+          <w:rStyle w:val="VerbatimChar"/>
+        </w:rPr>
+        <w:t xml:space="preserve">## 2  0.17404351 -0.07515112  0.40357731</w:t>
+      </w:r>
+      <w:r>
+        <w:br/>
+      </w:r>
+      <w:r>
+        <w:rPr>
+          <w:rStyle w:val="VerbatimChar"/>
+        </w:rPr>
+        <w:t xml:space="preserve">## 3 -0.07477247 -0.31951919  0.17028562</w:t>
+      </w:r>
+      <w:r>
+        <w:br/>
+      </w:r>
+      <w:r>
+        <w:rPr>
+          <w:rStyle w:val="VerbatimChar"/>
+        </w:rPr>
+        <w:t xml:space="preserve">## 4 -0.31935845 -0.54402111 -0.07359361</w:t>
+      </w:r>
+      <w:r>
+        <w:br/>
+      </w:r>
+      <w:r>
+        <w:rPr>
+          <w:rStyle w:val="VerbatimChar"/>
+        </w:rPr>
+        <w:t xml:space="preserve">## 5 -0.44889824 -0.54402111 -0.31289714</w:t>
       </w:r>
     </w:p>
     <w:p>
